--- a/Secure_File_Storage_Technical_Report.docx
+++ b/Secure_File_Storage_Technical_Report.docx
@@ -54,6 +54,17 @@
             <w:rStyle w:val="Hyperlink"/>
           </w:rPr>
           <w:t>https://github.com/mosb23/Secure-File-Storage-System</w:t>
+        </w:r>
+      </w:hyperlink>
+      <w:r>
+        <w:br/>
+      </w:r>
+      <w:hyperlink r:id="rId9" w:history="1">
+        <w:r>
+          <w:rPr>
+            <w:rStyle w:val="Hyperlink"/>
+          </w:rPr>
+          <w:t>https://drive.google.com/file/d/1QUt8hs44Q9Ed2mSu_MIlZCEIeFnzkovp/view?usp=sharing</w:t>
         </w:r>
       </w:hyperlink>
     </w:p>
@@ -2135,64 +2146,6 @@
                     <pic:cNvPicPr/>
                   </pic:nvPicPr>
                   <pic:blipFill>
-                    <a:blip r:embed="rId9"/>
-                    <a:stretch>
-                      <a:fillRect/>
-                    </a:stretch>
-                  </pic:blipFill>
-                  <pic:spPr>
-                    <a:xfrm>
-                      <a:off x="0" y="0"/>
-                      <a:ext cx="5852160" cy="4114800"/>
-                    </a:xfrm>
-                    <a:prstGeom prst="rect">
-                      <a:avLst/>
-                    </a:prstGeom>
-                  </pic:spPr>
-                </pic:pic>
-              </a:graphicData>
-            </a:graphic>
-          </wp:inline>
-        </w:drawing>
-      </w:r>
-    </w:p>
-    <w:p>
-      <w:pPr>
-        <w:jc w:val="center"/>
-      </w:pPr>
-      <w:r>
-        <w:rPr>
-          <w:i/>
-          <w:sz w:val="18"/>
-        </w:rPr>
-        <w:t>Figure 1: Home page showing the secure file storage scenario and hybrid workflow.</w:t>
-      </w:r>
-    </w:p>
-    <w:p>
-      <w:pPr>
-        <w:jc w:val="center"/>
-      </w:pPr>
-      <w:r>
-        <w:rPr>
-          <w:noProof/>
-        </w:rPr>
-        <w:lastRenderedPageBreak/>
-        <w:drawing>
-          <wp:inline distT="0" distB="0" distL="0" distR="0" wp14:anchorId="132CC45A" wp14:editId="37756239">
-            <wp:extent cx="5852160" cy="4114800"/>
-            <wp:effectExtent l="0" t="0" r="0" b="0"/>
-            <wp:docPr id="2" name="Picture 2"/>
-            <wp:cNvGraphicFramePr>
-              <a:graphicFrameLocks xmlns:a="http://schemas.openxmlformats.org/drawingml/2006/main" noChangeAspect="1"/>
-            </wp:cNvGraphicFramePr>
-            <a:graphic xmlns:a="http://schemas.openxmlformats.org/drawingml/2006/main">
-              <a:graphicData uri="http://schemas.openxmlformats.org/drawingml/2006/picture">
-                <pic:pic xmlns:pic="http://schemas.openxmlformats.org/drawingml/2006/picture">
-                  <pic:nvPicPr>
-                    <pic:cNvPr id="0" name="ui_keys.png"/>
-                    <pic:cNvPicPr/>
-                  </pic:nvPicPr>
-                  <pic:blipFill>
                     <a:blip r:embed="rId10"/>
                     <a:stretch>
                       <a:fillRect/>
@@ -2223,7 +2176,7 @@
           <w:i/>
           <w:sz w:val="18"/>
         </w:rPr>
-        <w:t>Figure 2: RSA key page showing key generation controls and key details.</w:t>
+        <w:t>Figure 1: Home page showing the secure file storage scenario and hybrid workflow.</w:t>
       </w:r>
     </w:p>
     <w:p>
@@ -2236,10 +2189,10 @@
         </w:rPr>
         <w:lastRenderedPageBreak/>
         <w:drawing>
-          <wp:inline distT="0" distB="0" distL="0" distR="0" wp14:anchorId="2D460105" wp14:editId="71A1EE43">
+          <wp:inline distT="0" distB="0" distL="0" distR="0" wp14:anchorId="132CC45A" wp14:editId="37756239">
             <wp:extent cx="5852160" cy="4114800"/>
             <wp:effectExtent l="0" t="0" r="0" b="0"/>
-            <wp:docPr id="3" name="Picture 3"/>
+            <wp:docPr id="2" name="Picture 2"/>
             <wp:cNvGraphicFramePr>
               <a:graphicFrameLocks xmlns:a="http://schemas.openxmlformats.org/drawingml/2006/main" noChangeAspect="1"/>
             </wp:cNvGraphicFramePr>
@@ -2247,7 +2200,7 @@
               <a:graphicData uri="http://schemas.openxmlformats.org/drawingml/2006/picture">
                 <pic:pic xmlns:pic="http://schemas.openxmlformats.org/drawingml/2006/picture">
                   <pic:nvPicPr>
-                    <pic:cNvPr id="0" name="ui_encrypt.png"/>
+                    <pic:cNvPr id="0" name="ui_keys.png"/>
                     <pic:cNvPicPr/>
                   </pic:nvPicPr>
                   <pic:blipFill>
@@ -2281,6 +2234,64 @@
           <w:i/>
           <w:sz w:val="18"/>
         </w:rPr>
+        <w:t>Figure 2: RSA key page showing key generation controls and key details.</w:t>
+      </w:r>
+    </w:p>
+    <w:p>
+      <w:pPr>
+        <w:jc w:val="center"/>
+      </w:pPr>
+      <w:r>
+        <w:rPr>
+          <w:noProof/>
+        </w:rPr>
+        <w:lastRenderedPageBreak/>
+        <w:drawing>
+          <wp:inline distT="0" distB="0" distL="0" distR="0" wp14:anchorId="2D460105" wp14:editId="71A1EE43">
+            <wp:extent cx="5852160" cy="4114800"/>
+            <wp:effectExtent l="0" t="0" r="0" b="0"/>
+            <wp:docPr id="3" name="Picture 3"/>
+            <wp:cNvGraphicFramePr>
+              <a:graphicFrameLocks xmlns:a="http://schemas.openxmlformats.org/drawingml/2006/main" noChangeAspect="1"/>
+            </wp:cNvGraphicFramePr>
+            <a:graphic xmlns:a="http://schemas.openxmlformats.org/drawingml/2006/main">
+              <a:graphicData uri="http://schemas.openxmlformats.org/drawingml/2006/picture">
+                <pic:pic xmlns:pic="http://schemas.openxmlformats.org/drawingml/2006/picture">
+                  <pic:nvPicPr>
+                    <pic:cNvPr id="0" name="ui_encrypt.png"/>
+                    <pic:cNvPicPr/>
+                  </pic:nvPicPr>
+                  <pic:blipFill>
+                    <a:blip r:embed="rId12"/>
+                    <a:stretch>
+                      <a:fillRect/>
+                    </a:stretch>
+                  </pic:blipFill>
+                  <pic:spPr>
+                    <a:xfrm>
+                      <a:off x="0" y="0"/>
+                      <a:ext cx="5852160" cy="4114800"/>
+                    </a:xfrm>
+                    <a:prstGeom prst="rect">
+                      <a:avLst/>
+                    </a:prstGeom>
+                  </pic:spPr>
+                </pic:pic>
+              </a:graphicData>
+            </a:graphic>
+          </wp:inline>
+        </w:drawing>
+      </w:r>
+    </w:p>
+    <w:p>
+      <w:pPr>
+        <w:jc w:val="center"/>
+      </w:pPr>
+      <w:r>
+        <w:rPr>
+          <w:i/>
+          <w:sz w:val="18"/>
+        </w:rPr>
         <w:t>Figure 3: Encryption page showing file upload and encrypted bundle creation.</w:t>
       </w:r>
     </w:p>
@@ -2309,7 +2320,7 @@
                     <pic:cNvPicPr/>
                   </pic:nvPicPr>
                   <pic:blipFill>
-                    <a:blip r:embed="rId12"/>
+                    <a:blip r:embed="rId13"/>
                     <a:stretch>
                       <a:fillRect/>
                     </a:stretch>
@@ -2693,7 +2704,7 @@
       </w:r>
     </w:p>
     <w:sectPr>
-      <w:footerReference w:type="default" r:id="rId13"/>
+      <w:footerReference w:type="default" r:id="rId14"/>
       <w:pgSz w:w="12240" w:h="15840"/>
       <w:pgMar w:top="1440" w:right="1440" w:bottom="1440" w:left="1440" w:header="720" w:footer="720" w:gutter="0"/>
       <w:cols w:space="720"/>
@@ -3584,6 +3595,7 @@
   <w:style w:type="character" w:default="1" w:styleId="DefaultParagraphFont">
     <w:name w:val="Default Paragraph Font"/>
     <w:uiPriority w:val="1"/>
+    <w:semiHidden/>
     <w:unhideWhenUsed/>
   </w:style>
   <w:style w:type="table" w:default="1" w:styleId="TableNormal">
